--- a/templates/Template_Radar Negócios Imobiliários e Infraestrutura.docx
+++ b/templates/Template_Radar Negócios Imobiliários e Infraestrutura.docx
@@ -101,10 +101,10 @@
                 <w:lang w:val="pt-BR" w:eastAsia="pt-BR"/>
               </w:rPr>
               <w:drawing>
-                <wp:inline distT="0" distB="0" distL="0" distR="0" wp14:anchorId="45496CFD" wp14:editId="2CE6F4F6">
+                <wp:inline distT="0" distB="0" distL="0" distR="0" wp14:anchorId="205A4634" wp14:editId="4243FE6D">
                   <wp:extent cx="6805930" cy="2519045"/>
                   <wp:effectExtent l="0" t="0" r="13970" b="14605"/>
-                  <wp:docPr id="7" name="Imagem 6"/>
+                  <wp:docPr id="13" name="Imagem 6"/>
                   <wp:cNvGraphicFramePr>
                     <a:graphicFrameLocks xmlns:a="http://schemas.openxmlformats.org/drawingml/2006/main" noChangeAspect="1"/>
                   </wp:cNvGraphicFramePr>
@@ -199,7 +199,7 @@
                 <w:szCs w:val="28"/>
                 <w:lang w:val="pt-BR" w:eastAsia="pt-BR"/>
               </w:rPr>
-              <w:t>portal</w:t>
+              <w:t>navegue pelas fontes</w:t>
             </w:r>
           </w:p>
         </w:tc>
@@ -4716,7 +4716,7 @@
                 <w:lang w:val="pt-BR" w:eastAsia="pt-BR"/>
               </w:rPr>
               <w:drawing>
-                <wp:anchor distT="0" distB="0" distL="114300" distR="114300" simplePos="0" relativeHeight="251660288" behindDoc="0" locked="0" layoutInCell="1" allowOverlap="1" wp14:anchorId="33504D0C" wp14:editId="2AA88A5F">
+                <wp:anchor distT="0" distB="0" distL="114300" distR="114300" simplePos="0" relativeHeight="251660288" behindDoc="0" locked="0" layoutInCell="1" allowOverlap="1" wp14:anchorId="458464A7" wp14:editId="03163855">
                   <wp:simplePos x="0" y="0"/>
                   <wp:positionH relativeFrom="column">
                     <wp:posOffset>1391285</wp:posOffset>
@@ -4727,7 +4727,7 @@
                   <wp:extent cx="1314450" cy="361950"/>
                   <wp:effectExtent l="0" t="0" r="0" b="0"/>
                   <wp:wrapNone/>
-                  <wp:docPr id="1136377827" name="Imagem 3" descr="NEUTRA">
+                  <wp:docPr id="152034761" name="Imagem 3" descr="NEUTRA">
                     <a:hlinkClick xmlns:a="http://schemas.openxmlformats.org/drawingml/2006/main" r:id="rId12"/>
                   </wp:docPr>
                   <wp:cNvGraphicFramePr>
@@ -4787,7 +4787,7 @@
                 <w:lang w:val="pt-BR" w:eastAsia="pt-BR"/>
               </w:rPr>
               <w:drawing>
-                <wp:anchor distT="0" distB="0" distL="114300" distR="114300" simplePos="0" relativeHeight="251659264" behindDoc="0" locked="0" layoutInCell="1" allowOverlap="1" wp14:anchorId="1ED11D27" wp14:editId="57583550">
+                <wp:anchor distT="0" distB="0" distL="114300" distR="114300" simplePos="0" relativeHeight="251659264" behindDoc="0" locked="0" layoutInCell="1" allowOverlap="1" wp14:anchorId="067BCA4E" wp14:editId="560CD95F">
                   <wp:simplePos x="0" y="0"/>
                   <wp:positionH relativeFrom="column">
                     <wp:posOffset>-19050</wp:posOffset>
@@ -4798,7 +4798,7 @@
                   <wp:extent cx="1314450" cy="361950"/>
                   <wp:effectExtent l="0" t="0" r="0" b="0"/>
                   <wp:wrapNone/>
-                  <wp:docPr id="637129555" name="Imagem 2" descr="EXCELENTE">
+                  <wp:docPr id="509848756" name="Imagem 2" descr="EXCELENTE">
                     <a:hlinkClick xmlns:a="http://schemas.openxmlformats.org/drawingml/2006/main" r:id="rId14"/>
                   </wp:docPr>
                   <wp:cNvGraphicFramePr>
@@ -4858,7 +4858,7 @@
                 <w:lang w:val="pt-BR" w:eastAsia="pt-BR"/>
               </w:rPr>
               <w:drawing>
-                <wp:anchor distT="0" distB="0" distL="114300" distR="114300" simplePos="0" relativeHeight="251661312" behindDoc="0" locked="0" layoutInCell="1" allowOverlap="1" wp14:anchorId="6E02173A" wp14:editId="6141EBC1">
+                <wp:anchor distT="0" distB="0" distL="114300" distR="114300" simplePos="0" relativeHeight="251661312" behindDoc="0" locked="0" layoutInCell="1" allowOverlap="1" wp14:anchorId="45FBE379" wp14:editId="6B527EEF">
                   <wp:simplePos x="0" y="0"/>
                   <wp:positionH relativeFrom="column">
                     <wp:posOffset>2805430</wp:posOffset>
@@ -4869,7 +4869,7 @@
                   <wp:extent cx="1314450" cy="361950"/>
                   <wp:effectExtent l="0" t="0" r="0" b="0"/>
                   <wp:wrapNone/>
-                  <wp:docPr id="1494681157" name="Imagem 4" descr="RUIM">
+                  <wp:docPr id="95220080" name="Imagem 4" descr="RUIM">
                     <a:hlinkClick xmlns:a="http://schemas.openxmlformats.org/drawingml/2006/main" r:id="rId16"/>
                   </wp:docPr>
                   <wp:cNvGraphicFramePr>
@@ -5010,10 +5010,10 @@
                 <w:lang w:val="pt-BR"/>
               </w:rPr>
               <w:drawing>
-                <wp:inline distT="0" distB="0" distL="0" distR="0" wp14:anchorId="38FE234E" wp14:editId="5D5D8C4A">
+                <wp:inline distT="0" distB="0" distL="0" distR="0" wp14:anchorId="56DC78D4" wp14:editId="40FDD1C0">
                   <wp:extent cx="1794510" cy="336550"/>
                   <wp:effectExtent l="0" t="0" r="15240" b="6350"/>
-                  <wp:docPr id="8" name="Imagem 5"/>
+                  <wp:docPr id="14" name="Imagem 5"/>
                   <wp:cNvGraphicFramePr>
                     <a:graphicFrameLocks xmlns:a="http://schemas.openxmlformats.org/drawingml/2006/main" noChangeAspect="1"/>
                   </wp:cNvGraphicFramePr>
@@ -5099,10 +5099,10 @@
                 <w:lang w:val="pt-BR"/>
               </w:rPr>
               <w:drawing>
-                <wp:inline distT="0" distB="0" distL="0" distR="0" wp14:anchorId="12A69ADC" wp14:editId="62FB4A48">
+                <wp:inline distT="0" distB="0" distL="0" distR="0" wp14:anchorId="1CE79A6F" wp14:editId="6EB8C22B">
                   <wp:extent cx="267335" cy="267335"/>
                   <wp:effectExtent l="0" t="0" r="18415" b="18415"/>
-                  <wp:docPr id="9" name="Imagem 1">
+                  <wp:docPr id="15" name="Imagem 1">
                     <a:hlinkClick xmlns:a="http://schemas.openxmlformats.org/drawingml/2006/main" r:id="rId20"/>
                   </wp:docPr>
                   <wp:cNvGraphicFramePr>
@@ -5190,10 +5190,10 @@
                 <w:lang w:val="pt-BR"/>
               </w:rPr>
               <w:drawing>
-                <wp:inline distT="0" distB="0" distL="0" distR="0" wp14:anchorId="4F5C23C8" wp14:editId="2732CD50">
+                <wp:inline distT="0" distB="0" distL="0" distR="0" wp14:anchorId="685C62B5" wp14:editId="68A3CB3D">
                   <wp:extent cx="267335" cy="267335"/>
                   <wp:effectExtent l="0" t="0" r="18415" b="18415"/>
-                  <wp:docPr id="10" name="Imagem 2">
+                  <wp:docPr id="16" name="Imagem 2">
                     <a:hlinkClick xmlns:a="http://schemas.openxmlformats.org/drawingml/2006/main" r:id="rId23"/>
                   </wp:docPr>
                   <wp:cNvGraphicFramePr>
@@ -5281,10 +5281,10 @@
                 <w:lang w:val="pt-BR"/>
               </w:rPr>
               <w:drawing>
-                <wp:inline distT="0" distB="0" distL="0" distR="0" wp14:anchorId="49A660AD" wp14:editId="476C778A">
+                <wp:inline distT="0" distB="0" distL="0" distR="0" wp14:anchorId="2B0BF9AF" wp14:editId="3FA99AC8">
                   <wp:extent cx="267335" cy="267335"/>
                   <wp:effectExtent l="0" t="0" r="18415" b="18415"/>
-                  <wp:docPr id="11" name="Imagem 3">
+                  <wp:docPr id="17" name="Imagem 3">
                     <a:hlinkClick xmlns:a="http://schemas.openxmlformats.org/drawingml/2006/main" r:id="rId26"/>
                   </wp:docPr>
                   <wp:cNvGraphicFramePr>
@@ -5372,10 +5372,10 @@
                 <w:lang w:val="pt-BR"/>
               </w:rPr>
               <w:drawing>
-                <wp:inline distT="0" distB="0" distL="0" distR="0" wp14:anchorId="01E62254" wp14:editId="136FE9E3">
+                <wp:inline distT="0" distB="0" distL="0" distR="0" wp14:anchorId="2E64E74E" wp14:editId="68FFFD69">
                   <wp:extent cx="267335" cy="267335"/>
                   <wp:effectExtent l="0" t="0" r="18415" b="18415"/>
-                  <wp:docPr id="12" name="Imagem 4">
+                  <wp:docPr id="18" name="Imagem 4">
                     <a:hlinkClick xmlns:a="http://schemas.openxmlformats.org/drawingml/2006/main" r:id="rId29"/>
                   </wp:docPr>
                   <wp:cNvGraphicFramePr>
@@ -11404,7 +11404,7 @@
   <w:num w:numId="56" w16cid:durableId="984624683">
     <w:abstractNumId w:val="1"/>
   </w:num>
-  <w:num w:numId="57" w16cid:durableId="869532880">
+  <w:num w:numId="57" w16cid:durableId="1702323682">
     <w:abstractNumId w:val="22"/>
     <w:lvlOverride w:ilvl="0"/>
     <w:lvlOverride w:ilvl="1"/>
@@ -15774,13 +15774,13 @@
 </file>
 
 <file path=customXml/itemProps4.xml><?xml version="1.0" encoding="utf-8"?>
-<ds:datastoreItem xmlns:ds="http://schemas.openxmlformats.org/officeDocument/2006/customXml" ds:itemID="{D32AA88B-F9AE-40C4-A229-AFB3DDC27D5B}"/>
+<ds:datastoreItem xmlns:ds="http://schemas.openxmlformats.org/officeDocument/2006/customXml" ds:itemID="{50D7F8CA-FF77-463C-89CD-A9BF9549C0C2}"/>
 </file>
 
 <file path=customXml/itemProps5.xml><?xml version="1.0" encoding="utf-8"?>
-<ds:datastoreItem xmlns:ds="http://schemas.openxmlformats.org/officeDocument/2006/customXml" ds:itemID="{55CFF13E-1C3F-465A-8D56-07C080FD0EAB}"/>
+<ds:datastoreItem xmlns:ds="http://schemas.openxmlformats.org/officeDocument/2006/customXml" ds:itemID="{5C59B4D7-C444-435F-97D0-06DCB8B8714A}"/>
 </file>
 
 <file path=customXml/itemProps6.xml><?xml version="1.0" encoding="utf-8"?>
-<ds:datastoreItem xmlns:ds="http://schemas.openxmlformats.org/officeDocument/2006/customXml" ds:itemID="{BBF97B1C-9A25-40BE-806E-272135B784DA}"/>
+<ds:datastoreItem xmlns:ds="http://schemas.openxmlformats.org/officeDocument/2006/customXml" ds:itemID="{BD65FAEC-B02C-4B5B-9A4F-64FFD45F77F2}"/>
 </file>